--- a/杜会龙，高强，梁承志等_NC.docx
+++ b/杜会龙，高强，梁承志等_NC.docx
@@ -200,16 +200,7 @@
           <w:rFonts w:hint="eastAsia"/>
           <w:lang w:val="en-US" w:eastAsia="zh-CN"/>
         </w:rPr>
-        <w:t>1.</w:t>
-      </w:r>
-      <w:bookmarkStart w:id="0" w:name="_GoBack"/>
-      <w:bookmarkEnd w:id="0"/>
-      <w:r>
-        <w:rPr>
-          <w:rFonts w:hint="eastAsia"/>
-          <w:lang w:val="en-US" w:eastAsia="zh-CN"/>
-        </w:rPr>
-        <w:t>对Perl代码 进行了代码审查。</w:t>
+        <w:t>1.对Perl代码 进行了代码审查。</w:t>
       </w:r>
     </w:p>
     <w:p>
@@ -379,34 +370,237 @@
     <w:p>
       <w:pPr>
         <w:rPr>
-          <w:rFonts w:hint="default"/>
-          <w:lang w:val="en-US" w:eastAsia="zh-CN"/>
-        </w:rPr>
-      </w:pPr>
-      <w:r>
-        <w:rPr>
           <w:rFonts w:hint="eastAsia"/>
           <w:lang w:val="en-US" w:eastAsia="zh-CN"/>
         </w:rPr>
+      </w:pPr>
+      <w:r>
+        <w:rPr>
+          <w:rFonts w:hint="eastAsia"/>
+          <w:lang w:val="en-US" w:eastAsia="zh-CN"/>
+        </w:rPr>
         <w:t>2.</w:t>
       </w:r>
     </w:p>
     <w:p>
       <w:pPr>
         <w:rPr>
-          <w:rFonts w:hint="default"/>
-          <w:lang w:val="en-US" w:eastAsia="zh-CN"/>
-        </w:rPr>
-      </w:pPr>
-      <w:r>
-        <w:rPr>
-          <w:rFonts w:hint="default"/>
+          <w:rFonts w:hint="eastAsia"/>
+          <w:lang w:val="en-US" w:eastAsia="zh-CN"/>
+        </w:rPr>
+      </w:pPr>
+      <w:bookmarkStart w:id="0" w:name="_GoBack"/>
+      <w:bookmarkEnd w:id="0"/>
+    </w:p>
+    <w:p>
+      <w:pPr>
+        <w:rPr>
+          <w:rFonts w:hint="eastAsia"/>
+          <w:lang w:val="en-US" w:eastAsia="zh-CN"/>
+        </w:rPr>
+      </w:pPr>
+      <w:r>
+        <w:rPr>
+          <w:rFonts w:hint="eastAsia"/>
           <w:lang w:val="en-US" w:eastAsia="zh-CN"/>
         </w:rPr>
         <w:drawing>
           <wp:inline distT="0" distB="0" distL="114300" distR="114300">
-            <wp:extent cx="5264150" cy="2200910"/>
-            <wp:effectExtent l="0" t="0" r="8890" b="8890"/>
+            <wp:extent cx="5666105" cy="1036320"/>
+            <wp:effectExtent l="0" t="0" r="3175" b="0"/>
+            <wp:docPr id="10" name="图片 10" descr="屏幕截图 2026-06-29 094140"/>
+            <wp:cNvGraphicFramePr>
+              <a:graphicFrameLocks xmlns:a="http://schemas.openxmlformats.org/drawingml/2006/main" noChangeAspect="1"/>
+            </wp:cNvGraphicFramePr>
+            <a:graphic xmlns:a="http://schemas.openxmlformats.org/drawingml/2006/main">
+              <a:graphicData uri="http://schemas.openxmlformats.org/drawingml/2006/picture">
+                <pic:pic xmlns:pic="http://schemas.openxmlformats.org/drawingml/2006/picture">
+                  <pic:nvPicPr>
+                    <pic:cNvPr id="10" name="图片 10" descr="屏幕截图 2026-06-29 094140"/>
+                    <pic:cNvPicPr>
+                      <a:picLocks noChangeAspect="1"/>
+                    </pic:cNvPicPr>
+                  </pic:nvPicPr>
+                  <pic:blipFill>
+                    <a:blip r:embed="rId9"/>
+                    <a:stretch>
+                      <a:fillRect/>
+                    </a:stretch>
+                  </pic:blipFill>
+                  <pic:spPr>
+                    <a:xfrm>
+                      <a:off x="0" y="0"/>
+                      <a:ext cx="5666105" cy="1036320"/>
+                    </a:xfrm>
+                    <a:prstGeom prst="rect">
+                      <a:avLst/>
+                    </a:prstGeom>
+                  </pic:spPr>
+                </pic:pic>
+              </a:graphicData>
+            </a:graphic>
+          </wp:inline>
+        </w:drawing>
+      </w:r>
+    </w:p>
+    <w:p>
+      <w:pPr>
+        <w:rPr>
+          <w:rFonts w:hint="eastAsia"/>
+          <w:lang w:val="en-US" w:eastAsia="zh-CN"/>
+        </w:rPr>
+      </w:pPr>
+    </w:p>
+    <w:p>
+      <w:pPr>
+        <w:rPr>
+          <w:rFonts w:hint="default"/>
+          <w:lang w:val="en-US" w:eastAsia="zh-CN"/>
+        </w:rPr>
+      </w:pPr>
+      <w:r>
+        <w:rPr>
+          <w:rFonts w:hint="default"/>
+          <w:lang w:val="en-US" w:eastAsia="zh-CN"/>
+        </w:rPr>
+        <w:drawing>
+          <wp:inline distT="0" distB="0" distL="114300" distR="114300">
+            <wp:extent cx="5664200" cy="3487420"/>
+            <wp:effectExtent l="0" t="0" r="5080" b="2540"/>
+            <wp:docPr id="9" name="图片 9" descr="屏幕截图 2026-06-28 173926"/>
+            <wp:cNvGraphicFramePr>
+              <a:graphicFrameLocks xmlns:a="http://schemas.openxmlformats.org/drawingml/2006/main" noChangeAspect="1"/>
+            </wp:cNvGraphicFramePr>
+            <a:graphic xmlns:a="http://schemas.openxmlformats.org/drawingml/2006/main">
+              <a:graphicData uri="http://schemas.openxmlformats.org/drawingml/2006/picture">
+                <pic:pic xmlns:pic="http://schemas.openxmlformats.org/drawingml/2006/picture">
+                  <pic:nvPicPr>
+                    <pic:cNvPr id="9" name="图片 9" descr="屏幕截图 2026-06-28 173926"/>
+                    <pic:cNvPicPr>
+                      <a:picLocks noChangeAspect="1"/>
+                    </pic:cNvPicPr>
+                  </pic:nvPicPr>
+                  <pic:blipFill>
+                    <a:blip r:embed="rId10"/>
+                    <a:stretch>
+                      <a:fillRect/>
+                    </a:stretch>
+                  </pic:blipFill>
+                  <pic:spPr>
+                    <a:xfrm>
+                      <a:off x="0" y="0"/>
+                      <a:ext cx="5664200" cy="3487420"/>
+                    </a:xfrm>
+                    <a:prstGeom prst="rect">
+                      <a:avLst/>
+                    </a:prstGeom>
+                  </pic:spPr>
+                </pic:pic>
+              </a:graphicData>
+            </a:graphic>
+          </wp:inline>
+        </w:drawing>
+      </w:r>
+    </w:p>
+    <w:p>
+      <w:pPr>
+        <w:rPr>
+          <w:rFonts w:hint="default"/>
+          <w:lang w:val="en-US" w:eastAsia="zh-CN"/>
+        </w:rPr>
+      </w:pPr>
+    </w:p>
+    <w:p>
+      <w:pPr>
+        <w:rPr>
+          <w:rFonts w:hint="default"/>
+          <w:lang w:val="en-US" w:eastAsia="zh-CN"/>
+        </w:rPr>
+      </w:pPr>
+    </w:p>
+    <w:p>
+      <w:pPr>
+        <w:rPr>
+          <w:rFonts w:hint="default"/>
+          <w:lang w:val="en-US" w:eastAsia="zh-CN"/>
+        </w:rPr>
+      </w:pPr>
+    </w:p>
+    <w:p>
+      <w:pPr>
+        <w:rPr>
+          <w:rFonts w:hint="default"/>
+          <w:lang w:val="en-US" w:eastAsia="zh-CN"/>
+        </w:rPr>
+      </w:pPr>
+    </w:p>
+    <w:p>
+      <w:pPr>
+        <w:rPr>
+          <w:rFonts w:hint="default"/>
+          <w:lang w:val="en-US" w:eastAsia="zh-CN"/>
+        </w:rPr>
+      </w:pPr>
+      <w:r>
+        <w:rPr>
+          <w:rFonts w:hint="default"/>
+          <w:lang w:val="en-US" w:eastAsia="zh-CN"/>
+        </w:rPr>
+        <w:drawing>
+          <wp:inline distT="0" distB="0" distL="114300" distR="114300">
+            <wp:extent cx="5111115" cy="4316730"/>
+            <wp:effectExtent l="0" t="0" r="9525" b="11430"/>
+            <wp:docPr id="11" name="图片 11" descr="屏幕截图 2026-06-28 161816"/>
+            <wp:cNvGraphicFramePr>
+              <a:graphicFrameLocks xmlns:a="http://schemas.openxmlformats.org/drawingml/2006/main" noChangeAspect="1"/>
+            </wp:cNvGraphicFramePr>
+            <a:graphic xmlns:a="http://schemas.openxmlformats.org/drawingml/2006/main">
+              <a:graphicData uri="http://schemas.openxmlformats.org/drawingml/2006/picture">
+                <pic:pic xmlns:pic="http://schemas.openxmlformats.org/drawingml/2006/picture">
+                  <pic:nvPicPr>
+                    <pic:cNvPr id="11" name="图片 11" descr="屏幕截图 2026-06-28 161816"/>
+                    <pic:cNvPicPr>
+                      <a:picLocks noChangeAspect="1"/>
+                    </pic:cNvPicPr>
+                  </pic:nvPicPr>
+                  <pic:blipFill>
+                    <a:blip r:embed="rId11"/>
+                    <a:stretch>
+                      <a:fillRect/>
+                    </a:stretch>
+                  </pic:blipFill>
+                  <pic:spPr>
+                    <a:xfrm>
+                      <a:off x="0" y="0"/>
+                      <a:ext cx="5111115" cy="4316730"/>
+                    </a:xfrm>
+                    <a:prstGeom prst="rect">
+                      <a:avLst/>
+                    </a:prstGeom>
+                  </pic:spPr>
+                </pic:pic>
+              </a:graphicData>
+            </a:graphic>
+          </wp:inline>
+        </w:drawing>
+      </w:r>
+    </w:p>
+    <w:p>
+      <w:pPr>
+        <w:rPr>
+          <w:rFonts w:hint="default"/>
+          <w:lang w:val="en-US" w:eastAsia="zh-CN"/>
+        </w:rPr>
+      </w:pPr>
+      <w:r>
+        <w:rPr>
+          <w:rFonts w:hint="default"/>
+          <w:lang w:val="en-US" w:eastAsia="zh-CN"/>
+        </w:rPr>
+        <w:drawing>
+          <wp:inline distT="0" distB="0" distL="114300" distR="114300">
+            <wp:extent cx="5622925" cy="2200910"/>
+            <wp:effectExtent l="0" t="0" r="635" b="8890"/>
             <wp:docPr id="6" name="图片 6" descr="屏幕截图 2026-06-19 141731"/>
             <wp:cNvGraphicFramePr>
               <a:graphicFrameLocks xmlns:a="http://schemas.openxmlformats.org/drawingml/2006/main" noChangeAspect="1"/>
@@ -421,7 +615,7 @@
                     </pic:cNvPicPr>
                   </pic:nvPicPr>
                   <pic:blipFill>
-                    <a:blip r:embed="rId9"/>
+                    <a:blip r:embed="rId12"/>
                     <a:stretch>
                       <a:fillRect/>
                     </a:stretch>
@@ -429,7 +623,7 @@
                   <pic:spPr>
                     <a:xfrm>
                       <a:off x="0" y="0"/>
-                      <a:ext cx="5264150" cy="2200910"/>
+                      <a:ext cx="5622925" cy="2200910"/>
                     </a:xfrm>
                     <a:prstGeom prst="rect">
                       <a:avLst/>
@@ -456,8 +650,8 @@
         </w:rPr>
         <w:drawing>
           <wp:inline distT="0" distB="0" distL="114300" distR="114300">
-            <wp:extent cx="5270500" cy="3100070"/>
-            <wp:effectExtent l="0" t="0" r="2540" b="8890"/>
+            <wp:extent cx="5645150" cy="3100070"/>
+            <wp:effectExtent l="0" t="0" r="8890" b="8890"/>
             <wp:docPr id="7" name="图片 7" descr="屏幕截图 2026-06-19 121728"/>
             <wp:cNvGraphicFramePr>
               <a:graphicFrameLocks xmlns:a="http://schemas.openxmlformats.org/drawingml/2006/main" noChangeAspect="1"/>
@@ -472,7 +666,7 @@
                     </pic:cNvPicPr>
                   </pic:nvPicPr>
                   <pic:blipFill>
-                    <a:blip r:embed="rId10"/>
+                    <a:blip r:embed="rId13"/>
                     <a:stretch>
                       <a:fillRect/>
                     </a:stretch>
@@ -480,7 +674,7 @@
                   <pic:spPr>
                     <a:xfrm>
                       <a:off x="0" y="0"/>
-                      <a:ext cx="5270500" cy="3100070"/>
+                      <a:ext cx="5645150" cy="3100070"/>
                     </a:xfrm>
                     <a:prstGeom prst="rect">
                       <a:avLst/>
@@ -492,6 +686,65 @@
           </wp:inline>
         </w:drawing>
       </w:r>
+    </w:p>
+    <w:p>
+      <w:pPr>
+        <w:rPr>
+          <w:rFonts w:hint="default"/>
+          <w:lang w:val="en-US" w:eastAsia="zh-CN"/>
+        </w:rPr>
+      </w:pPr>
+      <w:r>
+        <w:rPr>
+          <w:rFonts w:hint="default"/>
+          <w:lang w:val="en-US" w:eastAsia="zh-CN"/>
+        </w:rPr>
+        <w:drawing>
+          <wp:inline distT="0" distB="0" distL="114300" distR="114300">
+            <wp:extent cx="5641340" cy="3107690"/>
+            <wp:effectExtent l="0" t="0" r="12700" b="1270"/>
+            <wp:docPr id="4" name="图片 4" descr="屏幕截图 2026-06-26 124434"/>
+            <wp:cNvGraphicFramePr>
+              <a:graphicFrameLocks xmlns:a="http://schemas.openxmlformats.org/drawingml/2006/main" noChangeAspect="1"/>
+            </wp:cNvGraphicFramePr>
+            <a:graphic xmlns:a="http://schemas.openxmlformats.org/drawingml/2006/main">
+              <a:graphicData uri="http://schemas.openxmlformats.org/drawingml/2006/picture">
+                <pic:pic xmlns:pic="http://schemas.openxmlformats.org/drawingml/2006/picture">
+                  <pic:nvPicPr>
+                    <pic:cNvPr id="4" name="图片 4" descr="屏幕截图 2026-06-26 124434"/>
+                    <pic:cNvPicPr>
+                      <a:picLocks noChangeAspect="1"/>
+                    </pic:cNvPicPr>
+                  </pic:nvPicPr>
+                  <pic:blipFill>
+                    <a:blip r:embed="rId14"/>
+                    <a:stretch>
+                      <a:fillRect/>
+                    </a:stretch>
+                  </pic:blipFill>
+                  <pic:spPr>
+                    <a:xfrm>
+                      <a:off x="0" y="0"/>
+                      <a:ext cx="5641340" cy="3107690"/>
+                    </a:xfrm>
+                    <a:prstGeom prst="rect">
+                      <a:avLst/>
+                    </a:prstGeom>
+                  </pic:spPr>
+                </pic:pic>
+              </a:graphicData>
+            </a:graphic>
+          </wp:inline>
+        </w:drawing>
+      </w:r>
+    </w:p>
+    <w:p>
+      <w:pPr>
+        <w:rPr>
+          <w:rFonts w:hint="default"/>
+          <w:lang w:val="en-US" w:eastAsia="zh-CN"/>
+        </w:rPr>
+      </w:pPr>
     </w:p>
     <w:sectPr>
       <w:pgSz w:w="11906" w:h="16838"/>

--- a/杜会龙，高强，梁承志等_NC.docx
+++ b/杜会龙，高强，梁承志等_NC.docx
@@ -381,14 +381,6 @@
         </w:rPr>
         <w:t>2.</w:t>
       </w:r>
-    </w:p>
-    <w:p>
-      <w:pPr>
-        <w:rPr>
-          <w:rFonts w:hint="eastAsia"/>
-          <w:lang w:val="en-US" w:eastAsia="zh-CN"/>
-        </w:rPr>
-      </w:pPr>
       <w:bookmarkStart w:id="0" w:name="_GoBack"/>
       <w:bookmarkEnd w:id="0"/>
     </w:p>
@@ -399,6 +391,14 @@
           <w:lang w:val="en-US" w:eastAsia="zh-CN"/>
         </w:rPr>
       </w:pPr>
+    </w:p>
+    <w:p>
+      <w:pPr>
+        <w:rPr>
+          <w:rFonts w:hint="eastAsia"/>
+          <w:lang w:val="en-US" w:eastAsia="zh-CN"/>
+        </w:rPr>
+      </w:pPr>
       <w:r>
         <w:rPr>
           <w:rFonts w:hint="eastAsia"/>
@@ -406,9 +406,9 @@
         </w:rPr>
         <w:drawing>
           <wp:inline distT="0" distB="0" distL="114300" distR="114300">
-            <wp:extent cx="5666105" cy="1036320"/>
-            <wp:effectExtent l="0" t="0" r="3175" b="0"/>
-            <wp:docPr id="10" name="图片 10" descr="屏幕截图 2026-06-29 094140"/>
+            <wp:extent cx="5645150" cy="1449705"/>
+            <wp:effectExtent l="0" t="0" r="8890" b="13335"/>
+            <wp:docPr id="10" name="图片 10" descr="屏幕截图 2026-06-29 204001"/>
             <wp:cNvGraphicFramePr>
               <a:graphicFrameLocks xmlns:a="http://schemas.openxmlformats.org/drawingml/2006/main" noChangeAspect="1"/>
             </wp:cNvGraphicFramePr>
@@ -416,7 +416,7 @@
               <a:graphicData uri="http://schemas.openxmlformats.org/drawingml/2006/picture">
                 <pic:pic xmlns:pic="http://schemas.openxmlformats.org/drawingml/2006/picture">
                   <pic:nvPicPr>
-                    <pic:cNvPr id="10" name="图片 10" descr="屏幕截图 2026-06-29 094140"/>
+                    <pic:cNvPr id="10" name="图片 10" descr="屏幕截图 2026-06-29 204001"/>
                     <pic:cNvPicPr>
                       <a:picLocks noChangeAspect="1"/>
                     </pic:cNvPicPr>
@@ -430,7 +430,7 @@
                   <pic:spPr>
                     <a:xfrm>
                       <a:off x="0" y="0"/>
-                      <a:ext cx="5666105" cy="1036320"/>
+                      <a:ext cx="5645150" cy="1449705"/>
                     </a:xfrm>
                     <a:prstGeom prst="rect">
                       <a:avLst/>

--- a/杜会龙，高强，梁承志等_NC.docx
+++ b/杜会龙，高强，梁承志等_NC.docx
@@ -381,8 +381,6 @@
         </w:rPr>
         <w:t>2.</w:t>
       </w:r>
-      <w:bookmarkStart w:id="0" w:name="_GoBack"/>
-      <w:bookmarkEnd w:id="0"/>
     </w:p>
     <w:p>
       <w:pPr>
@@ -465,9 +463,9 @@
         </w:rPr>
         <w:drawing>
           <wp:inline distT="0" distB="0" distL="114300" distR="114300">
-            <wp:extent cx="5664200" cy="3487420"/>
-            <wp:effectExtent l="0" t="0" r="5080" b="2540"/>
-            <wp:docPr id="9" name="图片 9" descr="屏幕截图 2026-06-28 173926"/>
+            <wp:extent cx="5651500" cy="3567430"/>
+            <wp:effectExtent l="0" t="0" r="2540" b="13970"/>
+            <wp:docPr id="9" name="图片 9" descr="屏幕截图 2026-06-29 223845"/>
             <wp:cNvGraphicFramePr>
               <a:graphicFrameLocks xmlns:a="http://schemas.openxmlformats.org/drawingml/2006/main" noChangeAspect="1"/>
             </wp:cNvGraphicFramePr>
@@ -475,7 +473,7 @@
               <a:graphicData uri="http://schemas.openxmlformats.org/drawingml/2006/picture">
                 <pic:pic xmlns:pic="http://schemas.openxmlformats.org/drawingml/2006/picture">
                   <pic:nvPicPr>
-                    <pic:cNvPr id="9" name="图片 9" descr="屏幕截图 2026-06-28 173926"/>
+                    <pic:cNvPr id="9" name="图片 9" descr="屏幕截图 2026-06-29 223845"/>
                     <pic:cNvPicPr>
                       <a:picLocks noChangeAspect="1"/>
                     </pic:cNvPicPr>
@@ -489,7 +487,7 @@
                   <pic:spPr>
                     <a:xfrm>
                       <a:off x="0" y="0"/>
-                      <a:ext cx="5664200" cy="3487420"/>
+                      <a:ext cx="5651500" cy="3567430"/>
                     </a:xfrm>
                     <a:prstGeom prst="rect">
                       <a:avLst/>
@@ -509,22 +507,8 @@
           <w:lang w:val="en-US" w:eastAsia="zh-CN"/>
         </w:rPr>
       </w:pPr>
-    </w:p>
-    <w:p>
-      <w:pPr>
-        <w:rPr>
-          <w:rFonts w:hint="default"/>
-          <w:lang w:val="en-US" w:eastAsia="zh-CN"/>
-        </w:rPr>
-      </w:pPr>
-    </w:p>
-    <w:p>
-      <w:pPr>
-        <w:rPr>
-          <w:rFonts w:hint="default"/>
-          <w:lang w:val="en-US" w:eastAsia="zh-CN"/>
-        </w:rPr>
-      </w:pPr>
+      <w:bookmarkStart w:id="0" w:name="_GoBack"/>
+      <w:bookmarkEnd w:id="0"/>
     </w:p>
     <w:p>
       <w:pPr>
